--- a/GovTech/smart-lab-attendance.docx
+++ b/GovTech/smart-lab-attendance.docx
@@ -2280,7 +2280,7 @@
         <w:pStyle w:val="Compact"/>
       </w:pPr>
       <w:r>
-        <w:t xml:space="preserve">D1 ⭐ Service DD — student check-in side + instructor dashboard blueprint, privacy-by-design mandate</w:t>
+        <w:t xml:space="preserve">D1 ⭐ Features DD — student check-in side + instructor dashboard blueprint, privacy-by-design mandate</w:t>
       </w:r>
     </w:p>
     <w:p>
@@ -2328,7 +2328,7 @@
         <w:pStyle w:val="Compact"/>
       </w:pPr>
       <w:r>
-        <w:t xml:space="preserve">TU1 ⭐ UI Standards &amp; Wireframe Baseline — the D5 presence/privacy conventions are assessed in this review</w:t>
+        <w:t xml:space="preserve">U1 ⭐ (UI/UX) UI Standards &amp; Wireframe Baseline — the D5 presence/privacy conventions are assessed in this review</w:t>
       </w:r>
     </w:p>
     <w:p>
@@ -2403,7 +2403,7 @@
         <w:pStyle w:val="Compact"/>
       </w:pPr>
       <w:r>
-        <w:t xml:space="preserve">TU1 ⭐ Functional UI &amp; Usability — GovTech screens: student check-in view · instructor live dashboard · session history · settings · help; both roles navigable unaided</w:t>
+        <w:t xml:space="preserve">U1 ⭐ (UI/UX) Functional UI &amp; Usability — GovTech screens: student check-in view · instructor live dashboard · session history · settings · help; both roles navigable unaided</w:t>
       </w:r>
     </w:p>
     <w:p>

--- a/GovTech/smart-lab-attendance.docx
+++ b/GovTech/smart-lab-attendance.docx
@@ -2322,18 +2322,6 @@
     <w:p>
       <w:pPr>
         <w:numPr>
-          <w:ilvl w:val="1"/>
-          <w:numId w:val="1019"/>
-        </w:numPr>
-        <w:pStyle w:val="Compact"/>
-      </w:pPr>
-      <w:r>
-        <w:t xml:space="preserve">U1 ⭐ (UI/UX) UI Standards &amp; Wireframe Baseline — the D5 presence/privacy conventions are assessed in this review</w:t>
-      </w:r>
-    </w:p>
-    <w:p>
-      <w:pPr>
-        <w:numPr>
           <w:ilvl w:val="0"/>
           <w:numId w:val="1018"/>
         </w:numPr>
@@ -2355,7 +2343,7 @@
         <w:pStyle w:val="Compact"/>
       </w:pPr>
       <w:r>
-        <w:t xml:space="preserve">D1 ⭐ UX validation + final polished UI</w:t>
+        <w:t xml:space="preserve">D1 ⭐ Features Design Iteration &amp; Showcase Readiness</w:t>
       </w:r>
     </w:p>
     <w:p>
@@ -2397,18 +2385,6 @@
     <w:p>
       <w:pPr>
         <w:numPr>
-          <w:ilvl w:val="1"/>
-          <w:numId w:val="1020"/>
-        </w:numPr>
-        <w:pStyle w:val="Compact"/>
-      </w:pPr>
-      <w:r>
-        <w:t xml:space="preserve">U1 ⭐ (UI/UX) Functional UI &amp; Usability — GovTech screens: student check-in view · instructor live dashboard · session history · settings · help; both roles navigable unaided</w:t>
-      </w:r>
-    </w:p>
-    <w:p>
-      <w:pPr>
-        <w:numPr>
           <w:ilvl w:val="0"/>
           <w:numId w:val="1018"/>
         </w:numPr>
@@ -2418,6 +2394,72 @@
         <w:rPr>
           <w:b/>
         </w:rPr>
+        <w:t xml:space="preserve">UI/UX M1:</w:t>
+      </w:r>
+    </w:p>
+    <w:p>
+      <w:pPr>
+        <w:numPr>
+          <w:ilvl w:val="1"/>
+          <w:numId w:val="1021"/>
+        </w:numPr>
+        <w:pStyle w:val="Compact"/>
+      </w:pPr>
+      <w:r>
+        <w:t xml:space="preserve">U1 ⭐ UI Standards &amp; Wireframe Baseline — the D5 presence/privacy conventions are assessed in this review</w:t>
+      </w:r>
+    </w:p>
+    <w:p>
+      <w:pPr>
+        <w:numPr>
+          <w:ilvl w:val="0"/>
+          <w:numId w:val="1018"/>
+        </w:numPr>
+        <w:pStyle w:val="Compact"/>
+      </w:pPr>
+      <w:r>
+        <w:rPr>
+          <w:b/>
+        </w:rPr>
+        <w:t xml:space="preserve">UI/UX M2:</w:t>
+      </w:r>
+    </w:p>
+    <w:p>
+      <w:pPr>
+        <w:numPr>
+          <w:ilvl w:val="1"/>
+          <w:numId w:val="1022"/>
+        </w:numPr>
+        <w:pStyle w:val="Compact"/>
+      </w:pPr>
+      <w:r>
+        <w:t xml:space="preserve">U2 ⭐ UX Validation &amp; Final Polished UI — UX validation + final polished UI</w:t>
+      </w:r>
+    </w:p>
+    <w:p>
+      <w:pPr>
+        <w:numPr>
+          <w:ilvl w:val="1"/>
+          <w:numId w:val="1022"/>
+        </w:numPr>
+        <w:pStyle w:val="Compact"/>
+      </w:pPr>
+      <w:r>
+        <w:t xml:space="preserve">U1 ⭐ Functional UI &amp; Usability — GovTech screens: student check-in view · instructor live dashboard · session history · settings · help; both roles navigable unaided</w:t>
+      </w:r>
+    </w:p>
+    <w:p>
+      <w:pPr>
+        <w:numPr>
+          <w:ilvl w:val="0"/>
+          <w:numId w:val="1018"/>
+        </w:numPr>
+        <w:pStyle w:val="Compact"/>
+      </w:pPr>
+      <w:r>
+        <w:rPr>
+          <w:b/>
+        </w:rPr>
         <w:t xml:space="preserve">Art:</w:t>
       </w:r>
       <w:r>
@@ -2446,7 +2488,7 @@
       <w:pPr>
         <w:numPr>
           <w:ilvl w:val="1"/>
-          <w:numId w:val="1021"/>
+          <w:numId w:val="1023"/>
         </w:numPr>
         <w:pStyle w:val="Compact"/>
       </w:pPr>
@@ -2488,7 +2530,7 @@
       <w:pPr>
         <w:numPr>
           <w:ilvl w:val="1"/>
-          <w:numId w:val="1022"/>
+          <w:numId w:val="1024"/>
         </w:numPr>
         <w:pStyle w:val="Compact"/>
       </w:pPr>
@@ -2500,7 +2542,7 @@
       <w:pPr>
         <w:numPr>
           <w:ilvl w:val="1"/>
-          <w:numId w:val="1022"/>
+          <w:numId w:val="1024"/>
         </w:numPr>
         <w:pStyle w:val="Compact"/>
       </w:pPr>
@@ -2829,6 +2871,12 @@
     <w:abstractNumId w:val="991"/>
   </w:num>
   <w:num w:numId="1022">
+    <w:abstractNumId w:val="991"/>
+  </w:num>
+  <w:num w:numId="1023">
+    <w:abstractNumId w:val="991"/>
+  </w:num>
+  <w:num w:numId="1024">
     <w:abstractNumId w:val="991"/>
   </w:num>
 </w:numbering>

--- a/GovTech/smart-lab-attendance.docx
+++ b/GovTech/smart-lab-attendance.docx
@@ -2493,22 +2493,19 @@
         <w:pStyle w:val="Compact"/>
       </w:pPr>
       <w:r>
-        <w:t xml:space="preserve">TA1 ⭐ Audio Direction &amp; Plan —</w:t>
-      </w:r>
-      <w:r>
-        <w:t xml:space="preserve"> </w:t>
-      </w:r>
-      <w:r>
-        <w:rPr>
-          <w:b/>
-        </w:rPr>
-        <w:t xml:space="preserve">coordination note:</w:t>
-      </w:r>
-      <w:r>
-        <w:t xml:space="preserve"> </w:t>
-      </w:r>
-      <w:r>
-        <w:t xml:space="preserve">the near-ultrasonic detection chirps are engineering (CS G17); TA1 owns the audible feedback layer (check-in confirm, session cues) and must keep cue frequencies clear of the chirp band</w:t>
+        <w:t xml:space="preserve">TA1 ⭐ Overall Audio Experience — initial BGM/SFX from the week-5 needs list present and working in the prototype, suitable and correctly triggered for this project.</w:t>
+      </w:r>
+    </w:p>
+    <w:p>
+      <w:pPr>
+        <w:numPr>
+          <w:ilvl w:val="1"/>
+          <w:numId w:val="1023"/>
+        </w:numPr>
+        <w:pStyle w:val="Compact"/>
+      </w:pPr>
+      <w:r>
+        <w:t xml:space="preserve">TA2 ⭐ Audio Engine Functionality — data-driven audio pipeline (add or replace audio without recompiling) and reliable multi-channel playback.</w:t>
       </w:r>
     </w:p>
     <w:p>
@@ -2535,7 +2532,19 @@
         <w:pStyle w:val="Compact"/>
       </w:pPr>
       <w:r>
-        <w:t xml:space="preserve">TA1 ⭐ Audio Integration &amp; Quality — GovTech floor: no BGM; ≥5 cues (check-in confirmed, session start/end, error, override), visual pairs for every cue, frequency-coordinated with G17</w:t>
+        <w:t xml:space="preserve">TA1 ⭐ Overall Audio Experience — GovTech floor: no BGM; ≥5 cues (check-in confirmed, session start/end, error, override), visual pairs for every cue, frequency-coordinated with G17</w:t>
+      </w:r>
+    </w:p>
+    <w:p>
+      <w:pPr>
+        <w:numPr>
+          <w:ilvl w:val="1"/>
+          <w:numId w:val="1024"/>
+        </w:numPr>
+        <w:pStyle w:val="Compact"/>
+      </w:pPr>
+      <w:r>
+        <w:t xml:space="preserve">TA2 ⭐ Audio Engine Functionality — audio properties de/serialised and the full playback functionality the build needs (multi-channel; advanced where the project calls for it).</w:t>
       </w:r>
     </w:p>
     <w:p>

--- a/GovTech/smart-lab-attendance.docx
+++ b/GovTech/smart-lab-attendance.docx
@@ -2292,7 +2292,7 @@
         <w:pStyle w:val="Compact"/>
       </w:pPr>
       <w:r>
-        <w:t xml:space="preserve">D2 Prototype — arrive → detected → confirmed → instructor view, both roles clickable</w:t>
+        <w:t xml:space="preserve">D2 Prototype — arrive → detected → confirmed → instructor view, both roles clickable · prototype in Figma</w:t>
       </w:r>
     </w:p>
     <w:p>
